--- a/downloads/teacher/05 Materials/Unit 01/Slides/Slides 01.22 - Careers in Nutrition and Culinary Arts and Unit 1 Test.docx
+++ b/downloads/teacher/05 Materials/Unit 01/Slides/Slides 01.22 - Careers in Nutrition and Culinary Arts and Unit 1 Test.docx
@@ -161,7 +161,7 @@
         <w:pStyle w:val="Compact"/>
       </w:pPr>
       <w:r>
-        <w:t xml:space="preserve">Pay ranges on the cards are marked [update].</w:t>
+        <w:t xml:space="preserve">Pay ranges on the cards are to be refreshed before teaching.</w:t>
       </w:r>
       <w:r>
         <w:t xml:space="preserve"> </w:t>
